--- a/templates/reference-type-A.docx
+++ b/templates/reference-type-A.docx
@@ -7,13 +7,13 @@
         <w:pStyle w:val="FirstParagraph"/>
         <w:jc w:val="center"/>
         <w:rPr>
-          <w:rFonts w:ascii="Times New Roman" w:hAnsi="Times New Roman" w:cs="Times New Roman"/>
-          <w:lang w:val="ru-RU"/>
-        </w:rPr>
-      </w:pPr>
-      <w:r>
-        <w:rPr>
-          <w:rFonts w:ascii="Times New Roman" w:hAnsi="Times New Roman" w:cs="Times New Roman"/>
+          <w:rFonts w:ascii="Arial" w:hAnsi="Arial" w:cs="Arial"/>
+          <w:lang w:val="ru-RU"/>
+        </w:rPr>
+      </w:pPr>
+      <w:r>
+        <w:rPr>
+          <w:rFonts w:ascii="Arial" w:hAnsi="Arial" w:cs="Arial"/>
           <w:b/>
           <w:bCs/>
           <w:sz w:val="28"/>
@@ -24,62 +24,66 @@
       </w:r>
       <w:r>
         <w:rPr>
-          <w:rFonts w:ascii="Times New Roman" w:hAnsi="Times New Roman" w:cs="Times New Roman"/>
+          <w:rFonts w:ascii="Arial" w:hAnsi="Arial" w:cs="Arial"/>
           <w:lang w:val="ru-RU"/>
         </w:rPr>
         <w:t xml:space="preserve"> </w:t>
-      </w:r>
-      <w:r>
-        <w:rPr>
-          <w:rFonts w:ascii="Times New Roman" w:hAnsi="Times New Roman" w:cs="Times New Roman"/>
-          <w:lang w:val="ru-RU"/>
-        </w:rPr>
-        <w:br/>
-      </w:r>
-      <w:r>
-        <w:rPr>
-          <w:rFonts w:ascii="Times New Roman" w:hAnsi="Times New Roman" w:cs="Times New Roman"/>
-          <w:lang w:val="ru-RU"/>
-        </w:rPr>
-        <w:t>к расчёту суммы задолженности за услуги водопотребления и водоотведения по абоненту ООО «</w:t>
-      </w:r>
-      <w:proofErr w:type="spellStart"/>
-      <w:r>
-        <w:rPr>
-          <w:rFonts w:ascii="Times New Roman" w:hAnsi="Times New Roman" w:cs="Times New Roman"/>
-          <w:lang w:val="ru-RU"/>
-        </w:rPr>
-        <w:t>Вилючинская</w:t>
-      </w:r>
-      <w:proofErr w:type="spellEnd"/>
-      <w:r>
-        <w:rPr>
-          <w:rFonts w:ascii="Times New Roman" w:hAnsi="Times New Roman" w:cs="Times New Roman"/>
-          <w:lang w:val="ru-RU"/>
-        </w:rPr>
-        <w:t xml:space="preserve"> Судоверфь» (договор № 288-25ХВ/ВО/КИ от 26.03.2025).</w:t>
       </w:r>
     </w:p>
     <w:p>
       <w:pPr>
-        <w:pStyle w:val="a0"/>
-        <w:rPr>
-          <w:lang w:val="ru-RU"/>
-        </w:rPr>
-      </w:pPr>
+        <w:pStyle w:val="FirstParagraph"/>
+        <w:jc w:val="center"/>
+        <w:rPr>
+          <w:rFonts w:ascii="Arial" w:hAnsi="Arial" w:cs="Arial"/>
+          <w:lang w:val="ru-RU"/>
+        </w:rPr>
+      </w:pPr>
+      <w:r>
+        <w:rPr>
+          <w:rFonts w:ascii="Arial" w:hAnsi="Arial" w:cs="Arial"/>
+          <w:lang w:val="ru-RU"/>
+        </w:rPr>
+        <w:t>к расчёту суммы задолженности за услуги водопотребления и водоотведения по абоненту ООО «</w:t>
+      </w:r>
+      <w:proofErr w:type="spellStart"/>
+      <w:r>
+        <w:rPr>
+          <w:rFonts w:ascii="Arial" w:hAnsi="Arial" w:cs="Arial"/>
+          <w:lang w:val="ru-RU"/>
+        </w:rPr>
+        <w:t>Вилючинская</w:t>
+      </w:r>
+      <w:proofErr w:type="spellEnd"/>
+      <w:r>
+        <w:rPr>
+          <w:rFonts w:ascii="Arial" w:hAnsi="Arial" w:cs="Arial"/>
+          <w:lang w:val="ru-RU"/>
+        </w:rPr>
+        <w:t xml:space="preserve"> Судоверфь» (договор № 288-25ХВ/ВО/КИ от 26.03.2025).</w:t>
+      </w:r>
     </w:p>
     <w:p>
       <w:pPr>
         <w:pStyle w:val="a0"/>
+        <w:rPr>
+          <w:rFonts w:ascii="Arial" w:hAnsi="Arial" w:cs="Arial"/>
+          <w:lang w:val="ru-RU"/>
+        </w:rPr>
+      </w:pPr>
+    </w:p>
+    <w:p>
+      <w:pPr>
+        <w:pStyle w:val="a0"/>
         <w:jc w:val="both"/>
         <w:rPr>
-          <w:rFonts w:ascii="Times New Roman" w:hAnsi="Times New Roman" w:cs="Times New Roman"/>
-          <w:lang w:val="ru-RU"/>
-        </w:rPr>
-      </w:pPr>
-      <w:r>
-        <w:rPr>
-          <w:rFonts w:ascii="Times New Roman" w:hAnsi="Times New Roman" w:cs="Times New Roman"/>
+          <w:rFonts w:ascii="Arial" w:hAnsi="Arial" w:cs="Arial"/>
+          <w:lang w:val="ru-RU"/>
+        </w:rPr>
+      </w:pPr>
+      <w:r>
+        <w:rPr>
+          <w:rFonts w:ascii="Arial" w:hAnsi="Arial" w:cs="Arial"/>
           <w:lang w:val="ru-RU"/>
         </w:rPr>
         <w:t>Расчёт стоимости потреблённых коммунальных услуг ХВС и ВО произведён по приборам учёта.</w:t>
@@ -92,10 +96,10 @@
         <w:tblLook w:val="0020" w:firstRow="1" w:lastRow="0" w:firstColumn="0" w:lastColumn="0" w:noHBand="0" w:noVBand="0"/>
       </w:tblPr>
       <w:tblGrid>
-        <w:gridCol w:w="445"/>
+        <w:gridCol w:w="474"/>
         <w:gridCol w:w="5583"/>
-        <w:gridCol w:w="1970"/>
-        <w:gridCol w:w="1591"/>
+        <w:gridCol w:w="1985"/>
+        <w:gridCol w:w="1647"/>
       </w:tblGrid>
       <w:tr>
         <w:trPr>
@@ -110,12 +114,12 @@
             <w:pPr>
               <w:pStyle w:val="Compact"/>
               <w:rPr>
-                <w:rFonts w:ascii="Times New Roman" w:hAnsi="Times New Roman" w:cs="Times New Roman"/>
+                <w:rFonts w:ascii="Arial" w:hAnsi="Arial" w:cs="Arial"/>
               </w:rPr>
             </w:pPr>
             <w:r>
               <w:rPr>
-                <w:rFonts w:ascii="Times New Roman" w:hAnsi="Times New Roman" w:cs="Times New Roman"/>
+                <w:rFonts w:ascii="Arial" w:hAnsi="Arial" w:cs="Arial"/>
               </w:rPr>
               <w:t>№</w:t>
             </w:r>
@@ -129,12 +133,12 @@
             <w:pPr>
               <w:pStyle w:val="Compact"/>
               <w:rPr>
-                <w:rFonts w:ascii="Times New Roman" w:hAnsi="Times New Roman" w:cs="Times New Roman"/>
+                <w:rFonts w:ascii="Arial" w:hAnsi="Arial" w:cs="Arial"/>
               </w:rPr>
             </w:pPr>
             <w:r>
               <w:rPr>
-                <w:rFonts w:ascii="Times New Roman" w:hAnsi="Times New Roman" w:cs="Times New Roman"/>
+                <w:rFonts w:ascii="Arial" w:hAnsi="Arial" w:cs="Arial"/>
               </w:rPr>
               <w:t>Объект</w:t>
             </w:r>
@@ -148,20 +152,14 @@
             <w:pPr>
               <w:pStyle w:val="Compact"/>
               <w:rPr>
-                <w:rFonts w:ascii="Times New Roman" w:hAnsi="Times New Roman" w:cs="Times New Roman"/>
+                <w:rFonts w:ascii="Arial" w:hAnsi="Arial" w:cs="Arial"/>
               </w:rPr>
             </w:pPr>
             <w:r>
               <w:rPr>
-                <w:rFonts w:ascii="Times New Roman" w:hAnsi="Times New Roman" w:cs="Times New Roman"/>
+                <w:rFonts w:ascii="Arial" w:hAnsi="Arial" w:cs="Arial"/>
               </w:rPr>
-              <w:t>№ при</w:t>
-            </w:r>
-            <w:r>
-              <w:rPr>
-                <w:rFonts w:ascii="Times New Roman" w:hAnsi="Times New Roman" w:cs="Times New Roman"/>
-              </w:rPr>
-              <w:t>бора учёта</w:t>
+              <w:t>№ прибора учёта</w:t>
             </w:r>
           </w:p>
         </w:tc>
@@ -173,12 +171,12 @@
             <w:pPr>
               <w:pStyle w:val="Compact"/>
               <w:rPr>
-                <w:rFonts w:ascii="Times New Roman" w:hAnsi="Times New Roman" w:cs="Times New Roman"/>
+                <w:rFonts w:ascii="Arial" w:hAnsi="Arial" w:cs="Arial"/>
               </w:rPr>
             </w:pPr>
             <w:r>
               <w:rPr>
-                <w:rFonts w:ascii="Times New Roman" w:hAnsi="Times New Roman" w:cs="Times New Roman"/>
+                <w:rFonts w:ascii="Arial" w:hAnsi="Arial" w:cs="Arial"/>
               </w:rPr>
               <w:t>Дата поверки</w:t>
             </w:r>
@@ -194,12 +192,12 @@
             <w:pPr>
               <w:pStyle w:val="Compact"/>
               <w:rPr>
-                <w:rFonts w:ascii="Times New Roman" w:hAnsi="Times New Roman" w:cs="Times New Roman"/>
+                <w:rFonts w:ascii="Arial" w:hAnsi="Arial" w:cs="Arial"/>
               </w:rPr>
             </w:pPr>
             <w:r>
               <w:rPr>
-                <w:rFonts w:ascii="Times New Roman" w:hAnsi="Times New Roman" w:cs="Times New Roman"/>
+                <w:rFonts w:ascii="Arial" w:hAnsi="Arial" w:cs="Arial"/>
               </w:rPr>
               <w:t>1</w:t>
             </w:r>
@@ -213,13 +211,13 @@
             <w:pPr>
               <w:pStyle w:val="Compact"/>
               <w:rPr>
-                <w:rFonts w:ascii="Times New Roman" w:hAnsi="Times New Roman" w:cs="Times New Roman"/>
+                <w:rFonts w:ascii="Arial" w:hAnsi="Arial" w:cs="Arial"/>
                 <w:lang w:val="ru-RU"/>
               </w:rPr>
             </w:pPr>
             <w:r>
               <w:rPr>
-                <w:rFonts w:ascii="Times New Roman" w:hAnsi="Times New Roman" w:cs="Times New Roman"/>
+                <w:rFonts w:ascii="Arial" w:hAnsi="Arial" w:cs="Arial"/>
                 <w:lang w:val="ru-RU"/>
               </w:rPr>
               <w:t>г. Вилючинск, ул. Лесная, д. 5/35</w:t>
@@ -234,12 +232,12 @@
             <w:pPr>
               <w:pStyle w:val="Compact"/>
               <w:rPr>
-                <w:rFonts w:ascii="Times New Roman" w:hAnsi="Times New Roman" w:cs="Times New Roman"/>
+                <w:rFonts w:ascii="Arial" w:hAnsi="Arial" w:cs="Arial"/>
               </w:rPr>
             </w:pPr>
             <w:r>
               <w:rPr>
-                <w:rFonts w:ascii="Times New Roman" w:hAnsi="Times New Roman" w:cs="Times New Roman"/>
+                <w:rFonts w:ascii="Arial" w:hAnsi="Arial" w:cs="Arial"/>
               </w:rPr>
               <w:t>210281140</w:t>
             </w:r>
@@ -253,12 +251,12 @@
             <w:pPr>
               <w:pStyle w:val="Compact"/>
               <w:rPr>
-                <w:rFonts w:ascii="Times New Roman" w:hAnsi="Times New Roman" w:cs="Times New Roman"/>
+                <w:rFonts w:ascii="Arial" w:hAnsi="Arial" w:cs="Arial"/>
               </w:rPr>
             </w:pPr>
             <w:r>
               <w:rPr>
-                <w:rFonts w:ascii="Times New Roman" w:hAnsi="Times New Roman" w:cs="Times New Roman"/>
+                <w:rFonts w:ascii="Arial" w:hAnsi="Arial" w:cs="Arial"/>
               </w:rPr>
               <w:t>24.12.2027</w:t>
             </w:r>
@@ -271,13 +269,13 @@
         <w:pStyle w:val="a0"/>
         <w:jc w:val="both"/>
         <w:rPr>
-          <w:rFonts w:ascii="Times New Roman" w:hAnsi="Times New Roman" w:cs="Times New Roman"/>
-          <w:lang w:val="ru-RU"/>
-        </w:rPr>
-      </w:pPr>
-      <w:r>
-        <w:rPr>
-          <w:rFonts w:ascii="Times New Roman" w:hAnsi="Times New Roman" w:cs="Times New Roman"/>
+          <w:rFonts w:ascii="Arial" w:hAnsi="Arial" w:cs="Arial"/>
+          <w:lang w:val="ru-RU"/>
+        </w:rPr>
+      </w:pPr>
+      <w:r>
+        <w:rPr>
+          <w:rFonts w:ascii="Arial" w:hAnsi="Arial" w:cs="Arial"/>
           <w:lang w:val="ru-RU"/>
         </w:rPr>
         <w:t>На объекте по адресу: г. Вилючинск, ул. Лесная, д. 5/35 располагается судоверфь.</w:t>
@@ -288,13 +286,13 @@
         <w:pStyle w:val="a0"/>
         <w:jc w:val="both"/>
         <w:rPr>
-          <w:rFonts w:ascii="Times New Roman" w:hAnsi="Times New Roman" w:cs="Times New Roman"/>
-          <w:lang w:val="ru-RU"/>
-        </w:rPr>
-      </w:pPr>
-      <w:r>
-        <w:rPr>
-          <w:rFonts w:ascii="Times New Roman" w:hAnsi="Times New Roman" w:cs="Times New Roman"/>
+          <w:rFonts w:ascii="Arial" w:hAnsi="Arial" w:cs="Arial"/>
+          <w:lang w:val="ru-RU"/>
+        </w:rPr>
+      </w:pPr>
+      <w:r>
+        <w:rPr>
+          <w:rFonts w:ascii="Arial" w:hAnsi="Arial" w:cs="Arial"/>
           <w:lang w:val="ru-RU"/>
         </w:rPr>
         <w:t>Деятельность абонента ООО «</w:t>
@@ -302,7 +300,7 @@
       <w:proofErr w:type="spellStart"/>
       <w:r>
         <w:rPr>
-          <w:rFonts w:ascii="Times New Roman" w:hAnsi="Times New Roman" w:cs="Times New Roman"/>
+          <w:rFonts w:ascii="Arial" w:hAnsi="Arial" w:cs="Arial"/>
           <w:lang w:val="ru-RU"/>
         </w:rPr>
         <w:t>Вилючинская</w:t>
@@ -310,27 +308,20 @@
       <w:proofErr w:type="spellEnd"/>
       <w:r>
         <w:rPr>
-          <w:rFonts w:ascii="Times New Roman" w:hAnsi="Times New Roman" w:cs="Times New Roman"/>
-          <w:lang w:val="ru-RU"/>
-        </w:rPr>
-        <w:t xml:space="preserve"> Судоверфь» подпадает под пункт 123(4) Правил холодног</w:t>
-      </w:r>
-      <w:r>
-        <w:rPr>
-          <w:rFonts w:ascii="Times New Roman" w:hAnsi="Times New Roman" w:cs="Times New Roman"/>
-          <w:lang w:val="ru-RU"/>
-        </w:rPr>
-        <w:t xml:space="preserve">о водоснабжения и водоотведения, утверждённых Постановлением Правительства Российской Федерации от 29.07.2013 № 644 (далее - Правила </w:t>
-      </w:r>
-      <w:r>
-        <w:rPr>
-          <w:rFonts w:ascii="Times New Roman" w:hAnsi="Times New Roman" w:cs="Times New Roman"/>
+          <w:rFonts w:ascii="Arial" w:hAnsi="Arial" w:cs="Arial"/>
+          <w:lang w:val="ru-RU"/>
+        </w:rPr>
+        <w:t xml:space="preserve"> Судоверфь» подпадает под пункт 123(4) Правил холодного водоснабжения и водоотведения, утверждённых Постановлением Правительства Российской Федерации от 29.07.2013 № 644 (далее - Правила </w:t>
+      </w:r>
+      <w:r>
+        <w:rPr>
+          <w:rFonts w:ascii="Arial" w:hAnsi="Arial" w:cs="Arial"/>
         </w:rPr>
         <w:t>N</w:t>
       </w:r>
       <w:r>
         <w:rPr>
-          <w:rFonts w:ascii="Times New Roman" w:hAnsi="Times New Roman" w:cs="Times New Roman"/>
+          <w:rFonts w:ascii="Arial" w:hAnsi="Arial" w:cs="Arial"/>
           <w:lang w:val="ru-RU"/>
         </w:rPr>
         <w:t xml:space="preserve"> 644).</w:t>
@@ -341,30 +332,16 @@
         <w:pStyle w:val="a0"/>
         <w:jc w:val="both"/>
         <w:rPr>
-          <w:rFonts w:ascii="Times New Roman" w:hAnsi="Times New Roman" w:cs="Times New Roman"/>
-          <w:lang w:val="ru-RU"/>
-        </w:rPr>
-      </w:pPr>
-      <w:r>
-        <w:rPr>
-          <w:rFonts w:ascii="Times New Roman" w:hAnsi="Times New Roman" w:cs="Times New Roman"/>
-          <w:lang w:val="ru-RU"/>
-        </w:rPr>
-        <w:t>Из пункта 123(4) Правил № 644 следует, что законодатель предусмотрел упрощённый порядок определения платы за негати</w:t>
-      </w:r>
-      <w:r>
-        <w:rPr>
-          <w:rFonts w:ascii="Times New Roman" w:hAnsi="Times New Roman" w:cs="Times New Roman"/>
-          <w:lang w:val="ru-RU"/>
-        </w:rPr>
-        <w:t xml:space="preserve">вное воздействие на работу централизованную систему водоотведения для тех абонентов, чья основная хозяйственная деятельность независимо от объёма сбросов в централизованную канализационную систему является заведомо опасной в связи с концентрацией в данных </w:t>
-      </w:r>
-      <w:r>
-        <w:rPr>
-          <w:rFonts w:ascii="Times New Roman" w:hAnsi="Times New Roman" w:cs="Times New Roman"/>
-          <w:lang w:val="ru-RU"/>
-        </w:rPr>
-        <w:t>сбросах химических веществ и соединений, потенциально превышающих установленные нормативы и неблагоприятно воздействующих на систему канализационных сетей.</w:t>
+          <w:rFonts w:ascii="Arial" w:hAnsi="Arial" w:cs="Arial"/>
+          <w:lang w:val="ru-RU"/>
+        </w:rPr>
+      </w:pPr>
+      <w:r>
+        <w:rPr>
+          <w:rFonts w:ascii="Arial" w:hAnsi="Arial" w:cs="Arial"/>
+          <w:lang w:val="ru-RU"/>
+        </w:rPr>
+        <w:t>Из пункта 123(4) Правил № 644 следует, что законодатель предусмотрел упрощённый порядок определения платы за негативное воздействие на работу централизованную систему водоотведения для тех абонентов, чья основная хозяйственная деятельность независимо от объёма сбросов в централизованную канализационную систему является заведомо опасной в связи с концентрацией в данных сбросах химических веществ и соединений, потенциально превышающих установленные нормативы и неблагоприятно воздействующих на систему канализационных сетей.</w:t>
       </w:r>
     </w:p>
     <w:p>
@@ -372,30 +349,16 @@
         <w:pStyle w:val="a0"/>
         <w:jc w:val="both"/>
         <w:rPr>
-          <w:rFonts w:ascii="Times New Roman" w:hAnsi="Times New Roman" w:cs="Times New Roman"/>
-          <w:lang w:val="ru-RU"/>
-        </w:rPr>
-      </w:pPr>
-      <w:r>
-        <w:rPr>
-          <w:rFonts w:ascii="Times New Roman" w:hAnsi="Times New Roman" w:cs="Times New Roman"/>
-          <w:lang w:val="ru-RU"/>
-        </w:rPr>
-        <w:t>По смыслу нормативного регулирования, законодатель устанавливает презумпцию превышения содержания за</w:t>
-      </w:r>
-      <w:r>
-        <w:rPr>
-          <w:rFonts w:ascii="Times New Roman" w:hAnsi="Times New Roman" w:cs="Times New Roman"/>
-          <w:lang w:val="ru-RU"/>
-        </w:rPr>
-        <w:t>грязняющих веществ и негативного воздействия на работу системы водоотведения, поскольку с учётом основной хозяйственной деятельности (которая всегда сопровождается сбросом вредных веществ) основной объём стоков такого абонента образуется именно от этой дея</w:t>
-      </w:r>
-      <w:r>
-        <w:rPr>
-          <w:rFonts w:ascii="Times New Roman" w:hAnsi="Times New Roman" w:cs="Times New Roman"/>
-          <w:lang w:val="ru-RU"/>
-        </w:rPr>
-        <w:t>тельности.</w:t>
+          <w:rFonts w:ascii="Arial" w:hAnsi="Arial" w:cs="Arial"/>
+          <w:lang w:val="ru-RU"/>
+        </w:rPr>
+      </w:pPr>
+      <w:r>
+        <w:rPr>
+          <w:rFonts w:ascii="Arial" w:hAnsi="Arial" w:cs="Arial"/>
+          <w:lang w:val="ru-RU"/>
+        </w:rPr>
+        <w:t>По смыслу нормативного регулирования, законодатель устанавливает презумпцию превышения содержания загрязняющих веществ и негативного воздействия на работу системы водоотведения, поскольку с учётом основной хозяйственной деятельности (которая всегда сопровождается сбросом вредных веществ) основной объём стоков такого абонента образуется именно от этой деятельности.</w:t>
       </w:r>
     </w:p>
     <w:p>
@@ -403,13 +366,13 @@
         <w:pStyle w:val="a0"/>
         <w:jc w:val="both"/>
         <w:rPr>
-          <w:rFonts w:ascii="Times New Roman" w:hAnsi="Times New Roman" w:cs="Times New Roman"/>
-          <w:lang w:val="ru-RU"/>
-        </w:rPr>
-      </w:pPr>
-      <w:r>
-        <w:rPr>
-          <w:rFonts w:ascii="Times New Roman" w:hAnsi="Times New Roman" w:cs="Times New Roman"/>
+          <w:rFonts w:ascii="Arial" w:hAnsi="Arial" w:cs="Arial"/>
+          <w:lang w:val="ru-RU"/>
+        </w:rPr>
+      </w:pPr>
+      <w:r>
+        <w:rPr>
+          <w:rFonts w:ascii="Arial" w:hAnsi="Arial" w:cs="Arial"/>
           <w:lang w:val="ru-RU"/>
         </w:rPr>
         <w:t>В этой связи, расчёт начисления платы содержит в себе начисления за ХВС, стоки ХВ, плату за негативное воздействие на централизованную систему водоотведения.</w:t>
@@ -420,13 +383,13 @@
         <w:pStyle w:val="a0"/>
         <w:jc w:val="both"/>
         <w:rPr>
-          <w:rFonts w:ascii="Times New Roman" w:hAnsi="Times New Roman" w:cs="Times New Roman"/>
-          <w:lang w:val="ru-RU"/>
-        </w:rPr>
-      </w:pPr>
-      <w:r>
-        <w:rPr>
-          <w:rFonts w:ascii="Times New Roman" w:hAnsi="Times New Roman" w:cs="Times New Roman"/>
+          <w:rFonts w:ascii="Arial" w:hAnsi="Arial" w:cs="Arial"/>
+          <w:lang w:val="ru-RU"/>
+        </w:rPr>
+      </w:pPr>
+      <w:r>
+        <w:rPr>
+          <w:rFonts w:ascii="Arial" w:hAnsi="Arial" w:cs="Arial"/>
           <w:lang w:val="ru-RU"/>
         </w:rPr>
         <w:t xml:space="preserve">Тарифы на питьевую воду утверждены </w:t>
@@ -434,24 +397,17 @@
       <w:r>
         <w:rPr>
           <w:rStyle w:val="VerbatimChar"/>
-          <w:rFonts w:ascii="Times New Roman" w:hAnsi="Times New Roman" w:cs="Times New Roman"/>
+          <w:rFonts w:ascii="Arial" w:hAnsi="Arial" w:cs="Arial"/>
           <w:lang w:val="ru-RU"/>
         </w:rPr>
         <w:t>&lt;НПА по тарифу&gt;</w:t>
       </w:r>
       <w:r>
         <w:rPr>
-          <w:rFonts w:ascii="Times New Roman" w:hAnsi="Times New Roman" w:cs="Times New Roman"/>
-          <w:lang w:val="ru-RU"/>
-        </w:rPr>
-        <w:t xml:space="preserve"> и составляют 55,89 руб./м³ (без НДС)</w:t>
-      </w:r>
-      <w:r>
-        <w:rPr>
-          <w:rFonts w:ascii="Times New Roman" w:hAnsi="Times New Roman" w:cs="Times New Roman"/>
-          <w:lang w:val="ru-RU"/>
-        </w:rPr>
-        <w:t xml:space="preserve"> на период с 01.01.2025 по 30.06.2025, 163,13 руб./м³ (без НДС) на период с 01.07.2025 по 30.09.2025. </w:t>
+          <w:rFonts w:ascii="Arial" w:hAnsi="Arial" w:cs="Arial"/>
+          <w:lang w:val="ru-RU"/>
+        </w:rPr>
+        <w:t xml:space="preserve"> и составляют 55,89 руб./м³ (без НДС) на период с 01.01.2025 по 30.06.2025, 163,13 руб./м³ (без НДС) на период с 01.07.2025 по 30.09.2025. </w:t>
       </w:r>
     </w:p>
     <w:p>
@@ -459,13 +415,13 @@
         <w:pStyle w:val="a0"/>
         <w:jc w:val="both"/>
         <w:rPr>
-          <w:rFonts w:ascii="Times New Roman" w:hAnsi="Times New Roman" w:cs="Times New Roman"/>
-          <w:lang w:val="ru-RU"/>
-        </w:rPr>
-      </w:pPr>
-      <w:r>
-        <w:rPr>
-          <w:rFonts w:ascii="Times New Roman" w:hAnsi="Times New Roman" w:cs="Times New Roman"/>
+          <w:rFonts w:ascii="Arial" w:hAnsi="Arial" w:cs="Arial"/>
+          <w:lang w:val="ru-RU"/>
+        </w:rPr>
+      </w:pPr>
+      <w:r>
+        <w:rPr>
+          <w:rFonts w:ascii="Arial" w:hAnsi="Arial" w:cs="Arial"/>
           <w:lang w:val="ru-RU"/>
         </w:rPr>
         <w:t xml:space="preserve">Тарифы на водоотведение утверждены </w:t>
@@ -473,24 +429,17 @@
       <w:r>
         <w:rPr>
           <w:rStyle w:val="VerbatimChar"/>
-          <w:rFonts w:ascii="Times New Roman" w:hAnsi="Times New Roman" w:cs="Times New Roman"/>
+          <w:rFonts w:ascii="Arial" w:hAnsi="Arial" w:cs="Arial"/>
           <w:lang w:val="ru-RU"/>
         </w:rPr>
         <w:t>&lt;НПА по тарифу&gt;</w:t>
       </w:r>
       <w:r>
         <w:rPr>
-          <w:rFonts w:ascii="Times New Roman" w:hAnsi="Times New Roman" w:cs="Times New Roman"/>
-          <w:lang w:val="ru-RU"/>
-        </w:rPr>
-        <w:t xml:space="preserve"> и составляют 94,25 руб./м³ (без НДС) на период с 01.01.2025 по 30.06.2025, 207,50 руб./м³ (без НДС) на </w:t>
-      </w:r>
-      <w:r>
-        <w:rPr>
-          <w:rFonts w:ascii="Times New Roman" w:hAnsi="Times New Roman" w:cs="Times New Roman"/>
-          <w:lang w:val="ru-RU"/>
-        </w:rPr>
-        <w:t>период с 01.07.2025 по 30.09.2025.</w:t>
+          <w:rFonts w:ascii="Arial" w:hAnsi="Arial" w:cs="Arial"/>
+          <w:lang w:val="ru-RU"/>
+        </w:rPr>
+        <w:t xml:space="preserve"> и составляют 94,25 руб./м³ (без НДС) на период с 01.01.2025 по 30.06.2025, 207,50 руб./м³ (без НДС) на период с 01.07.2025 по 30.09.2025.</w:t>
       </w:r>
     </w:p>
     <w:p>
@@ -498,7 +447,7 @@
         <w:pStyle w:val="a0"/>
         <w:jc w:val="both"/>
         <w:rPr>
-          <w:rFonts w:ascii="Times New Roman" w:hAnsi="Times New Roman" w:cs="Times New Roman"/>
+          <w:rFonts w:ascii="Arial" w:hAnsi="Arial" w:cs="Arial"/>
           <w:b/>
           <w:bCs/>
           <w:lang w:val="ru-RU"/>
@@ -506,7 +455,7 @@
       </w:pPr>
       <w:r>
         <w:rPr>
-          <w:rFonts w:ascii="Times New Roman" w:hAnsi="Times New Roman" w:cs="Times New Roman"/>
+          <w:rFonts w:ascii="Arial" w:hAnsi="Arial" w:cs="Arial"/>
           <w:b/>
           <w:bCs/>
           <w:lang w:val="ru-RU"/>
@@ -519,13 +468,13 @@
         <w:pStyle w:val="a0"/>
         <w:jc w:val="both"/>
         <w:rPr>
-          <w:rFonts w:ascii="Times New Roman" w:hAnsi="Times New Roman" w:cs="Times New Roman"/>
-          <w:lang w:val="ru-RU"/>
-        </w:rPr>
-      </w:pPr>
-      <w:r>
-        <w:rPr>
-          <w:rFonts w:ascii="Times New Roman" w:hAnsi="Times New Roman" w:cs="Times New Roman"/>
+          <w:rFonts w:ascii="Arial" w:hAnsi="Arial" w:cs="Arial"/>
+          <w:lang w:val="ru-RU"/>
+        </w:rPr>
+      </w:pPr>
+      <w:r>
+        <w:rPr>
+          <w:rFonts w:ascii="Arial" w:hAnsi="Arial" w:cs="Arial"/>
           <w:lang w:val="ru-RU"/>
         </w:rPr>
         <w:t>К оплате за ХВС: 7,301 куб. * 55,89 руб. (тариф) * 20% (НДС) = 489,66 руб.</w:t>
@@ -536,13 +485,13 @@
         <w:pStyle w:val="a0"/>
         <w:jc w:val="both"/>
         <w:rPr>
-          <w:rFonts w:ascii="Times New Roman" w:hAnsi="Times New Roman" w:cs="Times New Roman"/>
-          <w:lang w:val="ru-RU"/>
-        </w:rPr>
-      </w:pPr>
-      <w:r>
-        <w:rPr>
-          <w:rFonts w:ascii="Times New Roman" w:hAnsi="Times New Roman" w:cs="Times New Roman"/>
+          <w:rFonts w:ascii="Arial" w:hAnsi="Arial" w:cs="Arial"/>
+          <w:lang w:val="ru-RU"/>
+        </w:rPr>
+      </w:pPr>
+      <w:r>
+        <w:rPr>
+          <w:rFonts w:ascii="Arial" w:hAnsi="Arial" w:cs="Arial"/>
           <w:lang w:val="ru-RU"/>
         </w:rPr>
         <w:t>Объём стоков ХВС равен потреблению ХВС = 7,301 м³.</w:t>
@@ -553,13 +502,13 @@
         <w:pStyle w:val="a0"/>
         <w:jc w:val="both"/>
         <w:rPr>
-          <w:rFonts w:ascii="Times New Roman" w:hAnsi="Times New Roman" w:cs="Times New Roman"/>
-          <w:lang w:val="ru-RU"/>
-        </w:rPr>
-      </w:pPr>
-      <w:r>
-        <w:rPr>
-          <w:rFonts w:ascii="Times New Roman" w:hAnsi="Times New Roman" w:cs="Times New Roman"/>
+          <w:rFonts w:ascii="Arial" w:hAnsi="Arial" w:cs="Arial"/>
+          <w:lang w:val="ru-RU"/>
+        </w:rPr>
+      </w:pPr>
+      <w:r>
+        <w:rPr>
+          <w:rFonts w:ascii="Arial" w:hAnsi="Arial" w:cs="Arial"/>
           <w:lang w:val="ru-RU"/>
         </w:rPr>
         <w:t>К оплате за стоки: 7,301 куб. * 94,25 руб. (тариф) * 20% (НДС) = 825,74 руб.</w:t>
@@ -570,80 +519,66 @@
         <w:pStyle w:val="a0"/>
         <w:jc w:val="both"/>
         <w:rPr>
-          <w:rFonts w:ascii="Times New Roman" w:hAnsi="Times New Roman" w:cs="Times New Roman"/>
-          <w:lang w:val="ru-RU"/>
-        </w:rPr>
-      </w:pPr>
-      <w:r>
-        <w:rPr>
-          <w:rFonts w:ascii="Times New Roman" w:hAnsi="Times New Roman" w:cs="Times New Roman"/>
+          <w:rFonts w:ascii="Arial" w:hAnsi="Arial" w:cs="Arial"/>
+          <w:lang w:val="ru-RU"/>
+        </w:rPr>
+      </w:pPr>
+      <w:r>
+        <w:rPr>
+          <w:rFonts w:ascii="Arial" w:hAnsi="Arial" w:cs="Arial"/>
           <w:lang w:val="ru-RU"/>
         </w:rPr>
         <w:lastRenderedPageBreak/>
-        <w:t>Расчёт платы за негативное воздействие на работу централизованной системы водоотведения в соответствии с формулой п. 123 (4) Пра</w:t>
-      </w:r>
-      <w:r>
-        <w:rPr>
-          <w:rFonts w:ascii="Times New Roman" w:hAnsi="Times New Roman" w:cs="Times New Roman"/>
-          <w:lang w:val="ru-RU"/>
-        </w:rPr>
-        <w:t xml:space="preserve">вил № 644: П = К </w:t>
-      </w:r>
-      <w:r>
-        <w:rPr>
-          <w:rFonts w:ascii="Times New Roman" w:hAnsi="Times New Roman" w:cs="Times New Roman"/>
+        <w:t xml:space="preserve">Расчёт платы за негативное воздействие на работу централизованной системы водоотведения в соответствии с формулой п. 123 (4) Правил № 644: П = К </w:t>
+      </w:r>
+      <w:r>
+        <w:rPr>
+          <w:rFonts w:ascii="Arial" w:hAnsi="Arial" w:cs="Arial"/>
         </w:rPr>
         <w:t>x</w:t>
       </w:r>
       <w:r>
         <w:rPr>
-          <w:rFonts w:ascii="Times New Roman" w:hAnsi="Times New Roman" w:cs="Times New Roman"/>
+          <w:rFonts w:ascii="Arial" w:hAnsi="Arial" w:cs="Arial"/>
           <w:lang w:val="ru-RU"/>
         </w:rPr>
         <w:t xml:space="preserve"> Т </w:t>
       </w:r>
       <w:r>
         <w:rPr>
-          <w:rFonts w:ascii="Times New Roman" w:hAnsi="Times New Roman" w:cs="Times New Roman"/>
+          <w:rFonts w:ascii="Arial" w:hAnsi="Arial" w:cs="Arial"/>
         </w:rPr>
         <w:t>x</w:t>
       </w:r>
       <w:r>
         <w:rPr>
-          <w:rFonts w:ascii="Times New Roman" w:hAnsi="Times New Roman" w:cs="Times New Roman"/>
+          <w:rFonts w:ascii="Arial" w:hAnsi="Arial" w:cs="Arial"/>
           <w:lang w:val="ru-RU"/>
         </w:rPr>
         <w:t xml:space="preserve"> </w:t>
       </w:r>
       <w:r>
         <w:rPr>
-          <w:rFonts w:ascii="Times New Roman" w:hAnsi="Times New Roman" w:cs="Times New Roman"/>
+          <w:rFonts w:ascii="Arial" w:hAnsi="Arial" w:cs="Arial"/>
         </w:rPr>
         <w:t>Q</w:t>
       </w:r>
       <w:r>
         <w:rPr>
-          <w:rFonts w:ascii="Times New Roman" w:hAnsi="Times New Roman" w:cs="Times New Roman"/>
-          <w:lang w:val="ru-RU"/>
-        </w:rPr>
-        <w:t>пр1, где: К - коэффициент компенсации, равный 0,5 (для поверхностных сточных вод, сбрасываемых с территории строительных площадок, равный 2,5); Т - тариф на водоотведение, действующий для абонента, без учёта налога на добавленную ст</w:t>
-      </w:r>
-      <w:r>
-        <w:rPr>
-          <w:rFonts w:ascii="Times New Roman" w:hAnsi="Times New Roman" w:cs="Times New Roman"/>
-          <w:lang w:val="ru-RU"/>
-        </w:rPr>
-        <w:t xml:space="preserve">оимость, учитываемого дополнительно (руб./куб. метр); </w:t>
-      </w:r>
-      <w:r>
-        <w:rPr>
-          <w:rFonts w:ascii="Times New Roman" w:hAnsi="Times New Roman" w:cs="Times New Roman"/>
+          <w:rFonts w:ascii="Arial" w:hAnsi="Arial" w:cs="Arial"/>
+          <w:lang w:val="ru-RU"/>
+        </w:rPr>
+        <w:t xml:space="preserve">пр1, где: К - коэффициент компенсации, равный 0,5 (для поверхностных сточных вод, сбрасываемых с территории строительных площадок, равный 2,5); Т - тариф на водоотведение, действующий для абонента, без учёта налога на добавленную стоимость, учитываемого дополнительно (руб./куб. метр); </w:t>
+      </w:r>
+      <w:r>
+        <w:rPr>
+          <w:rFonts w:ascii="Arial" w:hAnsi="Arial" w:cs="Arial"/>
         </w:rPr>
         <w:t>Q</w:t>
       </w:r>
       <w:r>
         <w:rPr>
-          <w:rFonts w:ascii="Times New Roman" w:hAnsi="Times New Roman" w:cs="Times New Roman"/>
+          <w:rFonts w:ascii="Arial" w:hAnsi="Arial" w:cs="Arial"/>
           <w:lang w:val="ru-RU"/>
         </w:rPr>
         <w:t>пр1 - объём сточных вод, отведённых (сброшенных) с объекта абонента за месяц (куб. метр).</w:t>
@@ -654,13 +589,13 @@
         <w:pStyle w:val="a0"/>
         <w:jc w:val="both"/>
         <w:rPr>
-          <w:rFonts w:ascii="Times New Roman" w:hAnsi="Times New Roman" w:cs="Times New Roman"/>
-          <w:lang w:val="ru-RU"/>
-        </w:rPr>
-      </w:pPr>
-      <w:r>
-        <w:rPr>
-          <w:rFonts w:ascii="Times New Roman" w:hAnsi="Times New Roman" w:cs="Times New Roman"/>
+          <w:rFonts w:ascii="Arial" w:hAnsi="Arial" w:cs="Arial"/>
+          <w:lang w:val="ru-RU"/>
+        </w:rPr>
+      </w:pPr>
+      <w:r>
+        <w:rPr>
+          <w:rFonts w:ascii="Arial" w:hAnsi="Arial" w:cs="Arial"/>
           <w:lang w:val="ru-RU"/>
         </w:rPr>
         <w:t>К оплате за негативное воздействие на централизованную систему водоотведения: 825,74 * 0,5 = 412,87 руб.</w:t>
@@ -671,23 +606,16 @@
         <w:pStyle w:val="a0"/>
         <w:jc w:val="both"/>
         <w:rPr>
-          <w:rFonts w:ascii="Times New Roman" w:hAnsi="Times New Roman" w:cs="Times New Roman"/>
-          <w:lang w:val="ru-RU"/>
-        </w:rPr>
-      </w:pPr>
-      <w:r>
-        <w:rPr>
-          <w:rFonts w:ascii="Times New Roman" w:hAnsi="Times New Roman" w:cs="Times New Roman"/>
-          <w:lang w:val="ru-RU"/>
-        </w:rPr>
-        <w:t xml:space="preserve">Всего </w:t>
-      </w:r>
-      <w:r>
-        <w:rPr>
-          <w:rFonts w:ascii="Times New Roman" w:hAnsi="Times New Roman" w:cs="Times New Roman"/>
-          <w:lang w:val="ru-RU"/>
-        </w:rPr>
-        <w:t>в январе 2025 было начислено: 489,66 + 825,74 + 412,87 = 1 728,27 руб.</w:t>
+          <w:rFonts w:ascii="Arial" w:hAnsi="Arial" w:cs="Arial"/>
+          <w:lang w:val="ru-RU"/>
+        </w:rPr>
+      </w:pPr>
+      <w:r>
+        <w:rPr>
+          <w:rFonts w:ascii="Arial" w:hAnsi="Arial" w:cs="Arial"/>
+          <w:lang w:val="ru-RU"/>
+        </w:rPr>
+        <w:t>Всего в январе 2025 было начислено: 489,66 + 825,74 + 412,87 = 1 728,27 руб.</w:t>
       </w:r>
     </w:p>
     <w:p>
@@ -695,13 +623,13 @@
         <w:pStyle w:val="a0"/>
         <w:jc w:val="both"/>
         <w:rPr>
-          <w:rFonts w:ascii="Times New Roman" w:hAnsi="Times New Roman" w:cs="Times New Roman"/>
-          <w:lang w:val="ru-RU"/>
-        </w:rPr>
-      </w:pPr>
-      <w:r>
-        <w:rPr>
-          <w:rFonts w:ascii="Times New Roman" w:hAnsi="Times New Roman" w:cs="Times New Roman"/>
+          <w:rFonts w:ascii="Arial" w:hAnsi="Arial" w:cs="Arial"/>
+          <w:lang w:val="ru-RU"/>
+        </w:rPr>
+      </w:pPr>
+      <w:r>
+        <w:rPr>
+          <w:rFonts w:ascii="Arial" w:hAnsi="Arial" w:cs="Arial"/>
           <w:lang w:val="ru-RU"/>
         </w:rPr>
         <w:t>Расчёт за следующие периоды произведён аналогично январю 2025 г.</w:t>
@@ -712,13 +640,13 @@
         <w:pStyle w:val="a0"/>
         <w:jc w:val="both"/>
         <w:rPr>
-          <w:rFonts w:ascii="Times New Roman" w:hAnsi="Times New Roman" w:cs="Times New Roman"/>
-          <w:lang w:val="ru-RU"/>
-        </w:rPr>
-      </w:pPr>
-      <w:r>
-        <w:rPr>
-          <w:rFonts w:ascii="Times New Roman" w:hAnsi="Times New Roman" w:cs="Times New Roman"/>
+          <w:rFonts w:ascii="Arial" w:hAnsi="Arial" w:cs="Arial"/>
+          <w:lang w:val="ru-RU"/>
+        </w:rPr>
+      </w:pPr>
+      <w:r>
+        <w:rPr>
+          <w:rFonts w:ascii="Arial" w:hAnsi="Arial" w:cs="Arial"/>
           <w:lang w:val="ru-RU"/>
         </w:rPr>
         <w:t>Всего начислено за период: 25 750,33 руб. Оплачено: 0,00 руб. Остаток задолженности: 25 750,33 руб.</w:t>
@@ -729,7 +657,7 @@
         <w:pStyle w:val="a0"/>
         <w:jc w:val="both"/>
         <w:rPr>
-          <w:rFonts w:ascii="Times New Roman" w:hAnsi="Times New Roman" w:cs="Times New Roman"/>
+          <w:rFonts w:ascii="Arial" w:hAnsi="Arial" w:cs="Arial"/>
           <w:lang w:val="ru-RU"/>
         </w:rPr>
       </w:pPr>
@@ -739,7 +667,7 @@
         <w:pStyle w:val="a0"/>
         <w:jc w:val="both"/>
         <w:rPr>
-          <w:rFonts w:ascii="Times New Roman" w:hAnsi="Times New Roman" w:cs="Times New Roman"/>
+          <w:rFonts w:ascii="Arial" w:hAnsi="Arial" w:cs="Arial"/>
           <w:lang w:val="ru-RU"/>
         </w:rPr>
       </w:pPr>
@@ -749,23 +677,16 @@
         <w:pStyle w:val="a0"/>
         <w:jc w:val="both"/>
         <w:rPr>
-          <w:rFonts w:ascii="Times New Roman" w:hAnsi="Times New Roman" w:cs="Times New Roman"/>
-          <w:lang w:val="ru-RU"/>
-        </w:rPr>
-      </w:pPr>
-      <w:r>
-        <w:rPr>
-          <w:rFonts w:ascii="Times New Roman" w:hAnsi="Times New Roman" w:cs="Times New Roman"/>
-          <w:lang w:val="ru-RU"/>
-        </w:rPr>
-        <w:t>Исполнитель: Стрюков</w:t>
-      </w:r>
-      <w:r>
-        <w:rPr>
-          <w:rFonts w:ascii="Times New Roman" w:hAnsi="Times New Roman" w:cs="Times New Roman"/>
-          <w:lang w:val="ru-RU"/>
-        </w:rPr>
-        <w:t xml:space="preserve"> С.И., аналитик.</w:t>
+          <w:rFonts w:ascii="Arial" w:hAnsi="Arial" w:cs="Arial"/>
+          <w:lang w:val="ru-RU"/>
+        </w:rPr>
+      </w:pPr>
+      <w:r>
+        <w:rPr>
+          <w:rFonts w:ascii="Arial" w:hAnsi="Arial" w:cs="Arial"/>
+          <w:lang w:val="ru-RU"/>
+        </w:rPr>
+        <w:t>Исполнитель: Стрюков С.И., аналитик.</w:t>
       </w:r>
     </w:p>
     <w:sectPr>
@@ -1020,6 +941,13 @@
     <w:lsdException w:name="Placeholder Text" w:semiHidden="1"/>
     <w:lsdException w:name="Light Shading"/>
     <w:lsdException w:name="Light List"/>
+    <w:lsdException w:name="Light Grid"/>
+    <w:lsdException w:name="Medium Shading 1"/>
+    <w:lsdException w:name="Medium Shading 2"/>
+    <w:lsdException w:name="Medium List 1"/>
+    <w:lsdException w:name="Medium List 2"/>
+    <w:lsdException w:name="Medium Grid 1"/>
+    <w:lsdException w:name="Medium Grid 2"/>
     <w:lsdException w:name="Medium Grid 3"/>
     <w:lsdException w:name="Dark List"/>
     <w:lsdException w:name="Colorful Shading"/>
@@ -2088,6 +2016,7 @@
     <w:basedOn w:val="VerbatimChar"/>
     <w:rPr>
       <w:rFonts w:ascii="Consolas" w:hAnsi="Consolas"/>
+      <w:color w:val="C0392B"/>
       <w:sz w:val="22"/>
     </w:rPr>
   </w:style>
@@ -2114,6 +2043,7 @@
     <w:basedOn w:val="VerbatimChar"/>
     <w:rPr>
       <w:rFonts w:ascii="Consolas" w:hAnsi="Consolas"/>
+      <w:color w:val="C0392B"/>
       <w:sz w:val="22"/>
     </w:rPr>
   </w:style>
@@ -2164,6 +2094,7 @@
     <w:basedOn w:val="VerbatimChar"/>
     <w:rPr>
       <w:rFonts w:ascii="Consolas" w:hAnsi="Consolas"/>
+      <w:color w:val="C0392B"/>
       <w:sz w:val="22"/>
     </w:rPr>
   </w:style>

--- a/templates/reference-type-A.docx
+++ b/templates/reference-type-A.docx
@@ -2,700 +2,12 @@
 <file path=word/document.xml><?xml version="1.0" encoding="utf-8"?>
 <w:document xmlns:wpc="http://schemas.microsoft.com/office/word/2010/wordprocessingCanvas" xmlns:cx="http://schemas.microsoft.com/office/drawing/2014/chartex" xmlns:cx1="http://schemas.microsoft.com/office/drawing/2015/9/8/chartex" xmlns:cx2="http://schemas.microsoft.com/office/drawing/2015/10/21/chartex" xmlns:cx3="http://schemas.microsoft.com/office/drawing/2016/5/9/chartex" xmlns:cx4="http://schemas.microsoft.com/office/drawing/2016/5/10/chartex" xmlns:cx5="http://schemas.microsoft.com/office/drawing/2016/5/11/chartex" xmlns:cx6="http://schemas.microsoft.com/office/drawing/2016/5/12/chartex" xmlns:cx7="http://schemas.microsoft.com/office/drawing/2016/5/13/chartex" xmlns:cx8="http://schemas.microsoft.com/office/drawing/2016/5/14/chartex" xmlns:mc="http://schemas.openxmlformats.org/markup-compatibility/2006" xmlns:aink="http://schemas.microsoft.com/office/drawing/2016/ink" xmlns:am3d="http://schemas.microsoft.com/office/drawing/2017/model3d" xmlns:o="urn:schemas-microsoft-com:office:office" xmlns:r="http://schemas.openxmlformats.org/officeDocument/2006/relationships" xmlns:m="http://schemas.openxmlformats.org/officeDocument/2006/math" xmlns:v="urn:schemas-microsoft-com:vml" xmlns:wp14="http://schemas.microsoft.com/office/word/2010/wordprocessingDrawing" xmlns:wp="http://schemas.openxmlformats.org/drawingml/2006/wordprocessingDrawing" xmlns:w10="urn:schemas-microsoft-com:office:word" xmlns:w="http://schemas.openxmlformats.org/wordprocessingml/2006/main" xmlns:w14="http://schemas.microsoft.com/office/word/2010/wordml" xmlns:w15="http://schemas.microsoft.com/office/word/2012/wordml" xmlns:w16cex="http://schemas.microsoft.com/office/word/2018/wordml/cex" xmlns:w16cid="http://schemas.microsoft.com/office/word/2016/wordml/cid" xmlns:w16="http://schemas.microsoft.com/office/word/2018/wordml" xmlns:w16sdtdh="http://schemas.microsoft.com/office/word/2020/wordml/sdtdatahash" xmlns:w16se="http://schemas.microsoft.com/office/word/2015/wordml/symex" xmlns:wpg="http://schemas.microsoft.com/office/word/2010/wordprocessingGroup" xmlns:wpi="http://schemas.microsoft.com/office/word/2010/wordprocessingInk" xmlns:wne="http://schemas.microsoft.com/office/word/2006/wordml" xmlns:wps="http://schemas.microsoft.com/office/word/2010/wordprocessingShape" mc:Ignorable="w14 w15 w16se w16cid w16 w16cex w16sdtdh wp14">
   <w:body>
-    <w:p>
-      <w:pPr>
-        <w:pStyle w:val="FirstParagraph"/>
-        <w:jc w:val="center"/>
-        <w:rPr>
-          <w:rFonts w:ascii="Arial" w:hAnsi="Arial" w:cs="Arial"/>
-          <w:lang w:val="ru-RU"/>
-        </w:rPr>
-      </w:pPr>
-      <w:r>
-        <w:rPr>
-          <w:rFonts w:ascii="Arial" w:hAnsi="Arial" w:cs="Arial"/>
-          <w:b/>
-          <w:bCs/>
-          <w:sz w:val="28"/>
-          <w:szCs w:val="28"/>
-          <w:lang w:val="ru-RU"/>
-        </w:rPr>
-        <w:t>Пояснительная записка</w:t>
-      </w:r>
-      <w:r>
-        <w:rPr>
-          <w:rFonts w:ascii="Arial" w:hAnsi="Arial" w:cs="Arial"/>
-          <w:lang w:val="ru-RU"/>
-        </w:rPr>
-        <w:t xml:space="preserve"> </w:t>
-      </w:r>
-    </w:p>
-    <w:p>
-      <w:pPr>
-        <w:pStyle w:val="FirstParagraph"/>
-        <w:jc w:val="center"/>
-        <w:rPr>
-          <w:rFonts w:ascii="Arial" w:hAnsi="Arial" w:cs="Arial"/>
-          <w:lang w:val="ru-RU"/>
-        </w:rPr>
-      </w:pPr>
-      <w:r>
-        <w:rPr>
-          <w:rFonts w:ascii="Arial" w:hAnsi="Arial" w:cs="Arial"/>
-          <w:lang w:val="ru-RU"/>
-        </w:rPr>
-        <w:t>к расчёту суммы задолженности за услуги водопотребления и водоотведения по абоненту ООО «</w:t>
-      </w:r>
-      <w:proofErr w:type="spellStart"/>
-      <w:r>
-        <w:rPr>
-          <w:rFonts w:ascii="Arial" w:hAnsi="Arial" w:cs="Arial"/>
-          <w:lang w:val="ru-RU"/>
-        </w:rPr>
-        <w:t>Вилючинская</w:t>
-      </w:r>
-      <w:proofErr w:type="spellEnd"/>
-      <w:r>
-        <w:rPr>
-          <w:rFonts w:ascii="Arial" w:hAnsi="Arial" w:cs="Arial"/>
-          <w:lang w:val="ru-RU"/>
-        </w:rPr>
-        <w:t xml:space="preserve"> Судоверфь» (договор № 288-25ХВ/ВО/КИ от 26.03.2025).</w:t>
-      </w:r>
-    </w:p>
-    <w:p>
-      <w:pPr>
-        <w:pStyle w:val="a0"/>
-        <w:rPr>
-          <w:rFonts w:ascii="Arial" w:hAnsi="Arial" w:cs="Arial"/>
-          <w:lang w:val="ru-RU"/>
-        </w:rPr>
-      </w:pPr>
-    </w:p>
-    <w:p>
-      <w:pPr>
-        <w:pStyle w:val="a0"/>
-        <w:jc w:val="both"/>
-        <w:rPr>
-          <w:rFonts w:ascii="Arial" w:hAnsi="Arial" w:cs="Arial"/>
-          <w:lang w:val="ru-RU"/>
-        </w:rPr>
-      </w:pPr>
-      <w:r>
-        <w:rPr>
-          <w:rFonts w:ascii="Arial" w:hAnsi="Arial" w:cs="Arial"/>
-          <w:lang w:val="ru-RU"/>
-        </w:rPr>
-        <w:t>Расчёт стоимости потреблённых коммунальных услуг ХВС и ВО произведён по приборам учёта.</w:t>
-      </w:r>
-    </w:p>
-    <w:tbl>
-      <w:tblPr>
-        <w:tblStyle w:val="Table"/>
-        <w:tblW w:w="0" w:type="auto"/>
-        <w:tblLook w:val="0020" w:firstRow="1" w:lastRow="0" w:firstColumn="0" w:lastColumn="0" w:noHBand="0" w:noVBand="0"/>
-      </w:tblPr>
-      <w:tblGrid>
-        <w:gridCol w:w="474"/>
-        <w:gridCol w:w="5583"/>
-        <w:gridCol w:w="1985"/>
-        <w:gridCol w:w="1647"/>
-      </w:tblGrid>
-      <w:tr>
-        <w:trPr>
-          <w:cnfStyle w:val="100000000000" w:firstRow="1" w:lastRow="0" w:firstColumn="0" w:lastColumn="0" w:oddVBand="0" w:evenVBand="0" w:oddHBand="0" w:evenHBand="0" w:firstRowFirstColumn="0" w:firstRowLastColumn="0" w:lastRowFirstColumn="0" w:lastRowLastColumn="0"/>
-          <w:tblHeader/>
-        </w:trPr>
-        <w:tc>
-          <w:tcPr>
-            <w:tcW w:w="0" w:type="auto"/>
-          </w:tcPr>
-          <w:p>
-            <w:pPr>
-              <w:pStyle w:val="Compact"/>
-              <w:rPr>
-                <w:rFonts w:ascii="Arial" w:hAnsi="Arial" w:cs="Arial"/>
-              </w:rPr>
-            </w:pPr>
-            <w:r>
-              <w:rPr>
-                <w:rFonts w:ascii="Arial" w:hAnsi="Arial" w:cs="Arial"/>
-              </w:rPr>
-              <w:t>№</w:t>
-            </w:r>
-          </w:p>
-        </w:tc>
-        <w:tc>
-          <w:tcPr>
-            <w:tcW w:w="5583" w:type="dxa"/>
-          </w:tcPr>
-          <w:p>
-            <w:pPr>
-              <w:pStyle w:val="Compact"/>
-              <w:rPr>
-                <w:rFonts w:ascii="Arial" w:hAnsi="Arial" w:cs="Arial"/>
-              </w:rPr>
-            </w:pPr>
-            <w:r>
-              <w:rPr>
-                <w:rFonts w:ascii="Arial" w:hAnsi="Arial" w:cs="Arial"/>
-              </w:rPr>
-              <w:t>Объект</w:t>
-            </w:r>
-          </w:p>
-        </w:tc>
-        <w:tc>
-          <w:tcPr>
-            <w:tcW w:w="0" w:type="auto"/>
-          </w:tcPr>
-          <w:p>
-            <w:pPr>
-              <w:pStyle w:val="Compact"/>
-              <w:rPr>
-                <w:rFonts w:ascii="Arial" w:hAnsi="Arial" w:cs="Arial"/>
-              </w:rPr>
-            </w:pPr>
-            <w:r>
-              <w:rPr>
-                <w:rFonts w:ascii="Arial" w:hAnsi="Arial" w:cs="Arial"/>
-              </w:rPr>
-              <w:t>№ прибора учёта</w:t>
-            </w:r>
-          </w:p>
-        </w:tc>
-        <w:tc>
-          <w:tcPr>
-            <w:tcW w:w="0" w:type="auto"/>
-          </w:tcPr>
-          <w:p>
-            <w:pPr>
-              <w:pStyle w:val="Compact"/>
-              <w:rPr>
-                <w:rFonts w:ascii="Arial" w:hAnsi="Arial" w:cs="Arial"/>
-              </w:rPr>
-            </w:pPr>
-            <w:r>
-              <w:rPr>
-                <w:rFonts w:ascii="Arial" w:hAnsi="Arial" w:cs="Arial"/>
-              </w:rPr>
-              <w:t>Дата поверки</w:t>
-            </w:r>
-          </w:p>
-        </w:tc>
-      </w:tr>
-      <w:tr>
-        <w:tc>
-          <w:tcPr>
-            <w:tcW w:w="0" w:type="auto"/>
-          </w:tcPr>
-          <w:p>
-            <w:pPr>
-              <w:pStyle w:val="Compact"/>
-              <w:rPr>
-                <w:rFonts w:ascii="Arial" w:hAnsi="Arial" w:cs="Arial"/>
-              </w:rPr>
-            </w:pPr>
-            <w:r>
-              <w:rPr>
-                <w:rFonts w:ascii="Arial" w:hAnsi="Arial" w:cs="Arial"/>
-              </w:rPr>
-              <w:t>1</w:t>
-            </w:r>
-          </w:p>
-        </w:tc>
-        <w:tc>
-          <w:tcPr>
-            <w:tcW w:w="5583" w:type="dxa"/>
-          </w:tcPr>
-          <w:p>
-            <w:pPr>
-              <w:pStyle w:val="Compact"/>
-              <w:rPr>
-                <w:rFonts w:ascii="Arial" w:hAnsi="Arial" w:cs="Arial"/>
-                <w:lang w:val="ru-RU"/>
-              </w:rPr>
-            </w:pPr>
-            <w:r>
-              <w:rPr>
-                <w:rFonts w:ascii="Arial" w:hAnsi="Arial" w:cs="Arial"/>
-                <w:lang w:val="ru-RU"/>
-              </w:rPr>
-              <w:t>г. Вилючинск, ул. Лесная, д. 5/35</w:t>
-            </w:r>
-          </w:p>
-        </w:tc>
-        <w:tc>
-          <w:tcPr>
-            <w:tcW w:w="0" w:type="auto"/>
-          </w:tcPr>
-          <w:p>
-            <w:pPr>
-              <w:pStyle w:val="Compact"/>
-              <w:rPr>
-                <w:rFonts w:ascii="Arial" w:hAnsi="Arial" w:cs="Arial"/>
-              </w:rPr>
-            </w:pPr>
-            <w:r>
-              <w:rPr>
-                <w:rFonts w:ascii="Arial" w:hAnsi="Arial" w:cs="Arial"/>
-              </w:rPr>
-              <w:t>210281140</w:t>
-            </w:r>
-          </w:p>
-        </w:tc>
-        <w:tc>
-          <w:tcPr>
-            <w:tcW w:w="0" w:type="auto"/>
-          </w:tcPr>
-          <w:p>
-            <w:pPr>
-              <w:pStyle w:val="Compact"/>
-              <w:rPr>
-                <w:rFonts w:ascii="Arial" w:hAnsi="Arial" w:cs="Arial"/>
-              </w:rPr>
-            </w:pPr>
-            <w:r>
-              <w:rPr>
-                <w:rFonts w:ascii="Arial" w:hAnsi="Arial" w:cs="Arial"/>
-              </w:rPr>
-              <w:t>24.12.2027</w:t>
-            </w:r>
-          </w:p>
-        </w:tc>
-      </w:tr>
-    </w:tbl>
-    <w:p>
-      <w:pPr>
-        <w:pStyle w:val="a0"/>
-        <w:jc w:val="both"/>
-        <w:rPr>
-          <w:rFonts w:ascii="Arial" w:hAnsi="Arial" w:cs="Arial"/>
-          <w:lang w:val="ru-RU"/>
-        </w:rPr>
-      </w:pPr>
-      <w:r>
-        <w:rPr>
-          <w:rFonts w:ascii="Arial" w:hAnsi="Arial" w:cs="Arial"/>
-          <w:lang w:val="ru-RU"/>
-        </w:rPr>
-        <w:t>На объекте по адресу: г. Вилючинск, ул. Лесная, д. 5/35 располагается судоверфь.</w:t>
-      </w:r>
-    </w:p>
-    <w:p>
-      <w:pPr>
-        <w:pStyle w:val="a0"/>
-        <w:jc w:val="both"/>
-        <w:rPr>
-          <w:rFonts w:ascii="Arial" w:hAnsi="Arial" w:cs="Arial"/>
-          <w:lang w:val="ru-RU"/>
-        </w:rPr>
-      </w:pPr>
-      <w:r>
-        <w:rPr>
-          <w:rFonts w:ascii="Arial" w:hAnsi="Arial" w:cs="Arial"/>
-          <w:lang w:val="ru-RU"/>
-        </w:rPr>
-        <w:t>Деятельность абонента ООО «</w:t>
-      </w:r>
-      <w:proofErr w:type="spellStart"/>
-      <w:r>
-        <w:rPr>
-          <w:rFonts w:ascii="Arial" w:hAnsi="Arial" w:cs="Arial"/>
-          <w:lang w:val="ru-RU"/>
-        </w:rPr>
-        <w:t>Вилючинская</w:t>
-      </w:r>
-      <w:proofErr w:type="spellEnd"/>
-      <w:r>
-        <w:rPr>
-          <w:rFonts w:ascii="Arial" w:hAnsi="Arial" w:cs="Arial"/>
-          <w:lang w:val="ru-RU"/>
-        </w:rPr>
-        <w:t xml:space="preserve"> Судоверфь» подпадает под пункт 123(4) Правил холодного водоснабжения и водоотведения, утверждённых Постановлением Правительства Российской Федерации от 29.07.2013 № 644 (далее - Правила </w:t>
-      </w:r>
-      <w:r>
-        <w:rPr>
-          <w:rFonts w:ascii="Arial" w:hAnsi="Arial" w:cs="Arial"/>
-        </w:rPr>
-        <w:t>N</w:t>
-      </w:r>
-      <w:r>
-        <w:rPr>
-          <w:rFonts w:ascii="Arial" w:hAnsi="Arial" w:cs="Arial"/>
-          <w:lang w:val="ru-RU"/>
-        </w:rPr>
-        <w:t xml:space="preserve"> 644).</w:t>
-      </w:r>
-    </w:p>
-    <w:p>
-      <w:pPr>
-        <w:pStyle w:val="a0"/>
-        <w:jc w:val="both"/>
-        <w:rPr>
-          <w:rFonts w:ascii="Arial" w:hAnsi="Arial" w:cs="Arial"/>
-          <w:lang w:val="ru-RU"/>
-        </w:rPr>
-      </w:pPr>
-      <w:r>
-        <w:rPr>
-          <w:rFonts w:ascii="Arial" w:hAnsi="Arial" w:cs="Arial"/>
-          <w:lang w:val="ru-RU"/>
-        </w:rPr>
-        <w:t>Из пункта 123(4) Правил № 644 следует, что законодатель предусмотрел упрощённый порядок определения платы за негативное воздействие на работу централизованную систему водоотведения для тех абонентов, чья основная хозяйственная деятельность независимо от объёма сбросов в централизованную канализационную систему является заведомо опасной в связи с концентрацией в данных сбросах химических веществ и соединений, потенциально превышающих установленные нормативы и неблагоприятно воздействующих на систему канализационных сетей.</w:t>
-      </w:r>
-    </w:p>
-    <w:p>
-      <w:pPr>
-        <w:pStyle w:val="a0"/>
-        <w:jc w:val="both"/>
-        <w:rPr>
-          <w:rFonts w:ascii="Arial" w:hAnsi="Arial" w:cs="Arial"/>
-          <w:lang w:val="ru-RU"/>
-        </w:rPr>
-      </w:pPr>
-      <w:r>
-        <w:rPr>
-          <w:rFonts w:ascii="Arial" w:hAnsi="Arial" w:cs="Arial"/>
-          <w:lang w:val="ru-RU"/>
-        </w:rPr>
-        <w:t>По смыслу нормативного регулирования, законодатель устанавливает презумпцию превышения содержания загрязняющих веществ и негативного воздействия на работу системы водоотведения, поскольку с учётом основной хозяйственной деятельности (которая всегда сопровождается сбросом вредных веществ) основной объём стоков такого абонента образуется именно от этой деятельности.</w:t>
-      </w:r>
-    </w:p>
-    <w:p>
-      <w:pPr>
-        <w:pStyle w:val="a0"/>
-        <w:jc w:val="both"/>
-        <w:rPr>
-          <w:rFonts w:ascii="Arial" w:hAnsi="Arial" w:cs="Arial"/>
-          <w:lang w:val="ru-RU"/>
-        </w:rPr>
-      </w:pPr>
-      <w:r>
-        <w:rPr>
-          <w:rFonts w:ascii="Arial" w:hAnsi="Arial" w:cs="Arial"/>
-          <w:lang w:val="ru-RU"/>
-        </w:rPr>
-        <w:t>В этой связи, расчёт начисления платы содержит в себе начисления за ХВС, стоки ХВ, плату за негативное воздействие на централизованную систему водоотведения.</w:t>
-      </w:r>
-    </w:p>
-    <w:p>
-      <w:pPr>
-        <w:pStyle w:val="a0"/>
-        <w:jc w:val="both"/>
-        <w:rPr>
-          <w:rFonts w:ascii="Arial" w:hAnsi="Arial" w:cs="Arial"/>
-          <w:lang w:val="ru-RU"/>
-        </w:rPr>
-      </w:pPr>
-      <w:r>
-        <w:rPr>
-          <w:rFonts w:ascii="Arial" w:hAnsi="Arial" w:cs="Arial"/>
-          <w:lang w:val="ru-RU"/>
-        </w:rPr>
-        <w:t xml:space="preserve">Тарифы на питьевую воду утверждены </w:t>
-      </w:r>
-      <w:r>
-        <w:rPr>
-          <w:rStyle w:val="VerbatimChar"/>
-          <w:rFonts w:ascii="Arial" w:hAnsi="Arial" w:cs="Arial"/>
-          <w:lang w:val="ru-RU"/>
-        </w:rPr>
-        <w:t>&lt;НПА по тарифу&gt;</w:t>
-      </w:r>
-      <w:r>
-        <w:rPr>
-          <w:rFonts w:ascii="Arial" w:hAnsi="Arial" w:cs="Arial"/>
-          <w:lang w:val="ru-RU"/>
-        </w:rPr>
-        <w:t xml:space="preserve"> и составляют 55,89 руб./м³ (без НДС) на период с 01.01.2025 по 30.06.2025, 163,13 руб./м³ (без НДС) на период с 01.07.2025 по 30.09.2025. </w:t>
-      </w:r>
-    </w:p>
-    <w:p>
-      <w:pPr>
-        <w:pStyle w:val="a0"/>
-        <w:jc w:val="both"/>
-        <w:rPr>
-          <w:rFonts w:ascii="Arial" w:hAnsi="Arial" w:cs="Arial"/>
-          <w:lang w:val="ru-RU"/>
-        </w:rPr>
-      </w:pPr>
-      <w:r>
-        <w:rPr>
-          <w:rFonts w:ascii="Arial" w:hAnsi="Arial" w:cs="Arial"/>
-          <w:lang w:val="ru-RU"/>
-        </w:rPr>
-        <w:t xml:space="preserve">Тарифы на водоотведение утверждены </w:t>
-      </w:r>
-      <w:r>
-        <w:rPr>
-          <w:rStyle w:val="VerbatimChar"/>
-          <w:rFonts w:ascii="Arial" w:hAnsi="Arial" w:cs="Arial"/>
-          <w:lang w:val="ru-RU"/>
-        </w:rPr>
-        <w:t>&lt;НПА по тарифу&gt;</w:t>
-      </w:r>
-      <w:r>
-        <w:rPr>
-          <w:rFonts w:ascii="Arial" w:hAnsi="Arial" w:cs="Arial"/>
-          <w:lang w:val="ru-RU"/>
-        </w:rPr>
-        <w:t xml:space="preserve"> и составляют 94,25 руб./м³ (без НДС) на период с 01.01.2025 по 30.06.2025, 207,50 руб./м³ (без НДС) на период с 01.07.2025 по 30.09.2025.</w:t>
-      </w:r>
-    </w:p>
-    <w:p>
-      <w:pPr>
-        <w:pStyle w:val="a0"/>
-        <w:jc w:val="both"/>
-        <w:rPr>
-          <w:rFonts w:ascii="Arial" w:hAnsi="Arial" w:cs="Arial"/>
-          <w:b/>
-          <w:bCs/>
-          <w:lang w:val="ru-RU"/>
-        </w:rPr>
-      </w:pPr>
-      <w:r>
-        <w:rPr>
-          <w:rFonts w:ascii="Arial" w:hAnsi="Arial" w:cs="Arial"/>
-          <w:b/>
-          <w:bCs/>
-          <w:lang w:val="ru-RU"/>
-        </w:rPr>
-        <w:t>Расшифровка расчёта приведена на примере января 2025 г.:</w:t>
-      </w:r>
-    </w:p>
-    <w:p>
-      <w:pPr>
-        <w:pStyle w:val="a0"/>
-        <w:jc w:val="both"/>
-        <w:rPr>
-          <w:rFonts w:ascii="Arial" w:hAnsi="Arial" w:cs="Arial"/>
-          <w:lang w:val="ru-RU"/>
-        </w:rPr>
-      </w:pPr>
-      <w:r>
-        <w:rPr>
-          <w:rFonts w:ascii="Arial" w:hAnsi="Arial" w:cs="Arial"/>
-          <w:lang w:val="ru-RU"/>
-        </w:rPr>
-        <w:t>К оплате за ХВС: 7,301 куб. * 55,89 руб. (тариф) * 20% (НДС) = 489,66 руб.</w:t>
-      </w:r>
-    </w:p>
-    <w:p>
-      <w:pPr>
-        <w:pStyle w:val="a0"/>
-        <w:jc w:val="both"/>
-        <w:rPr>
-          <w:rFonts w:ascii="Arial" w:hAnsi="Arial" w:cs="Arial"/>
-          <w:lang w:val="ru-RU"/>
-        </w:rPr>
-      </w:pPr>
-      <w:r>
-        <w:rPr>
-          <w:rFonts w:ascii="Arial" w:hAnsi="Arial" w:cs="Arial"/>
-          <w:lang w:val="ru-RU"/>
-        </w:rPr>
-        <w:t>Объём стоков ХВС равен потреблению ХВС = 7,301 м³.</w:t>
-      </w:r>
-    </w:p>
-    <w:p>
-      <w:pPr>
-        <w:pStyle w:val="a0"/>
-        <w:jc w:val="both"/>
-        <w:rPr>
-          <w:rFonts w:ascii="Arial" w:hAnsi="Arial" w:cs="Arial"/>
-          <w:lang w:val="ru-RU"/>
-        </w:rPr>
-      </w:pPr>
-      <w:r>
-        <w:rPr>
-          <w:rFonts w:ascii="Arial" w:hAnsi="Arial" w:cs="Arial"/>
-          <w:lang w:val="ru-RU"/>
-        </w:rPr>
-        <w:t>К оплате за стоки: 7,301 куб. * 94,25 руб. (тариф) * 20% (НДС) = 825,74 руб.</w:t>
-      </w:r>
-    </w:p>
-    <w:p>
-      <w:pPr>
-        <w:pStyle w:val="a0"/>
-        <w:jc w:val="both"/>
-        <w:rPr>
-          <w:rFonts w:ascii="Arial" w:hAnsi="Arial" w:cs="Arial"/>
-          <w:lang w:val="ru-RU"/>
-        </w:rPr>
-      </w:pPr>
-      <w:r>
-        <w:rPr>
-          <w:rFonts w:ascii="Arial" w:hAnsi="Arial" w:cs="Arial"/>
-          <w:lang w:val="ru-RU"/>
-        </w:rPr>
-        <w:lastRenderedPageBreak/>
-        <w:t xml:space="preserve">Расчёт платы за негативное воздействие на работу централизованной системы водоотведения в соответствии с формулой п. 123 (4) Правил № 644: П = К </w:t>
-      </w:r>
-      <w:r>
-        <w:rPr>
-          <w:rFonts w:ascii="Arial" w:hAnsi="Arial" w:cs="Arial"/>
-        </w:rPr>
-        <w:t>x</w:t>
-      </w:r>
-      <w:r>
-        <w:rPr>
-          <w:rFonts w:ascii="Arial" w:hAnsi="Arial" w:cs="Arial"/>
-          <w:lang w:val="ru-RU"/>
-        </w:rPr>
-        <w:t xml:space="preserve"> Т </w:t>
-      </w:r>
-      <w:r>
-        <w:rPr>
-          <w:rFonts w:ascii="Arial" w:hAnsi="Arial" w:cs="Arial"/>
-        </w:rPr>
-        <w:t>x</w:t>
-      </w:r>
-      <w:r>
-        <w:rPr>
-          <w:rFonts w:ascii="Arial" w:hAnsi="Arial" w:cs="Arial"/>
-          <w:lang w:val="ru-RU"/>
-        </w:rPr>
-        <w:t xml:space="preserve"> </w:t>
-      </w:r>
-      <w:r>
-        <w:rPr>
-          <w:rFonts w:ascii="Arial" w:hAnsi="Arial" w:cs="Arial"/>
-        </w:rPr>
-        <w:t>Q</w:t>
-      </w:r>
-      <w:r>
-        <w:rPr>
-          <w:rFonts w:ascii="Arial" w:hAnsi="Arial" w:cs="Arial"/>
-          <w:lang w:val="ru-RU"/>
-        </w:rPr>
-        <w:t xml:space="preserve">пр1, где: К - коэффициент компенсации, равный 0,5 (для поверхностных сточных вод, сбрасываемых с территории строительных площадок, равный 2,5); Т - тариф на водоотведение, действующий для абонента, без учёта налога на добавленную стоимость, учитываемого дополнительно (руб./куб. метр); </w:t>
-      </w:r>
-      <w:r>
-        <w:rPr>
-          <w:rFonts w:ascii="Arial" w:hAnsi="Arial" w:cs="Arial"/>
-        </w:rPr>
-        <w:t>Q</w:t>
-      </w:r>
-      <w:r>
-        <w:rPr>
-          <w:rFonts w:ascii="Arial" w:hAnsi="Arial" w:cs="Arial"/>
-          <w:lang w:val="ru-RU"/>
-        </w:rPr>
-        <w:t>пр1 - объём сточных вод, отведённых (сброшенных) с объекта абонента за месяц (куб. метр).</w:t>
-      </w:r>
-    </w:p>
-    <w:p>
-      <w:pPr>
-        <w:pStyle w:val="a0"/>
-        <w:jc w:val="both"/>
-        <w:rPr>
-          <w:rFonts w:ascii="Arial" w:hAnsi="Arial" w:cs="Arial"/>
-          <w:lang w:val="ru-RU"/>
-        </w:rPr>
-      </w:pPr>
-      <w:r>
-        <w:rPr>
-          <w:rFonts w:ascii="Arial" w:hAnsi="Arial" w:cs="Arial"/>
-          <w:lang w:val="ru-RU"/>
-        </w:rPr>
-        <w:t>К оплате за негативное воздействие на централизованную систему водоотведения: 825,74 * 0,5 = 412,87 руб.</w:t>
-      </w:r>
-    </w:p>
-    <w:p>
-      <w:pPr>
-        <w:pStyle w:val="a0"/>
-        <w:jc w:val="both"/>
-        <w:rPr>
-          <w:rFonts w:ascii="Arial" w:hAnsi="Arial" w:cs="Arial"/>
-          <w:lang w:val="ru-RU"/>
-        </w:rPr>
-      </w:pPr>
-      <w:r>
-        <w:rPr>
-          <w:rFonts w:ascii="Arial" w:hAnsi="Arial" w:cs="Arial"/>
-          <w:lang w:val="ru-RU"/>
-        </w:rPr>
-        <w:t>Всего в январе 2025 было начислено: 489,66 + 825,74 + 412,87 = 1 728,27 руб.</w:t>
-      </w:r>
-    </w:p>
-    <w:p>
-      <w:pPr>
-        <w:pStyle w:val="a0"/>
-        <w:jc w:val="both"/>
-        <w:rPr>
-          <w:rFonts w:ascii="Arial" w:hAnsi="Arial" w:cs="Arial"/>
-          <w:lang w:val="ru-RU"/>
-        </w:rPr>
-      </w:pPr>
-      <w:r>
-        <w:rPr>
-          <w:rFonts w:ascii="Arial" w:hAnsi="Arial" w:cs="Arial"/>
-          <w:lang w:val="ru-RU"/>
-        </w:rPr>
-        <w:t>Расчёт за следующие периоды произведён аналогично январю 2025 г.</w:t>
-      </w:r>
-    </w:p>
-    <w:p>
-      <w:pPr>
-        <w:pStyle w:val="a0"/>
-        <w:jc w:val="both"/>
-        <w:rPr>
-          <w:rFonts w:ascii="Arial" w:hAnsi="Arial" w:cs="Arial"/>
-          <w:lang w:val="ru-RU"/>
-        </w:rPr>
-      </w:pPr>
-      <w:r>
-        <w:rPr>
-          <w:rFonts w:ascii="Arial" w:hAnsi="Arial" w:cs="Arial"/>
-          <w:lang w:val="ru-RU"/>
-        </w:rPr>
-        <w:t>Всего начислено за период: 25 750,33 руб. Оплачено: 0,00 руб. Остаток задолженности: 25 750,33 руб.</w:t>
-      </w:r>
-    </w:p>
-    <w:p>
-      <w:pPr>
-        <w:pStyle w:val="a0"/>
-        <w:jc w:val="both"/>
-        <w:rPr>
-          <w:rFonts w:ascii="Arial" w:hAnsi="Arial" w:cs="Arial"/>
-          <w:lang w:val="ru-RU"/>
-        </w:rPr>
-      </w:pPr>
-    </w:p>
-    <w:p>
-      <w:pPr>
-        <w:pStyle w:val="a0"/>
-        <w:jc w:val="both"/>
-        <w:rPr>
-          <w:rFonts w:ascii="Arial" w:hAnsi="Arial" w:cs="Arial"/>
-          <w:lang w:val="ru-RU"/>
-        </w:rPr>
-      </w:pPr>
-    </w:p>
-    <w:p>
-      <w:pPr>
-        <w:pStyle w:val="a0"/>
-        <w:jc w:val="both"/>
-        <w:rPr>
-          <w:rFonts w:ascii="Arial" w:hAnsi="Arial" w:cs="Arial"/>
-          <w:lang w:val="ru-RU"/>
-        </w:rPr>
-      </w:pPr>
-      <w:r>
-        <w:rPr>
-          <w:rFonts w:ascii="Arial" w:hAnsi="Arial" w:cs="Arial"/>
-          <w:lang w:val="ru-RU"/>
-        </w:rPr>
-        <w:t>Исполнитель: Стрюков С.И., аналитик.</w:t>
-      </w:r>
-    </w:p>
+    <w:p/>
     <w:sectPr>
-      <w:footnotePr>
-        <w:numRestart w:val="eachSect"/>
-      </w:footnotePr>
-      <w:pgSz w:w="12240" w:h="15840"/>
-      <w:pgMar w:top="1134" w:right="850" w:bottom="1134" w:left="1701" w:header="720" w:footer="720" w:gutter="0"/>
-      <w:cols w:space="720"/>
+      <w:pgSz w:w="11906" w:h="16838"/>
+      <w:pgMar w:top="1134" w:right="567" w:bottom="1134" w:left="1134" w:header="709" w:footer="709" w:gutter="0"/>
+      <w:cols w:space="708"/>
+      <w:docGrid w:linePitch="360"/>
     </w:sectPr>
   </w:body>
 </w:document>
@@ -791,15 +103,15 @@
   <w:docDefaults>
     <w:rPrDefault>
       <w:rPr>
-        <w:rFonts w:asciiTheme="minorHAnsi" w:eastAsiaTheme="minorHAnsi" w:hAnsiTheme="minorHAnsi" w:cstheme="minorBidi"/>
+        <w:rFonts w:ascii="Times New Roman" w:eastAsia="Times New Roman" w:hAnsi="Times New Roman" w:cs="Times New Roman"/>
         <w:sz w:val="24"/>
         <w:szCs w:val="24"/>
-        <w:lang w:val="en-US" w:eastAsia="en-US" w:bidi="ar-SA"/>
+        <w:lang w:val="ru-RU" w:eastAsia="ru-RU" w:bidi="ar-SA"/>
       </w:rPr>
     </w:rPrDefault>
     <w:pPrDefault>
       <w:pPr>
-        <w:spacing w:after="200"/>
+        <w:spacing w:after="160" w:line="240" w:lineRule="auto"/>
       </w:pPr>
     </w:pPrDefault>
   </w:docDefaults>
@@ -1376,7 +688,9 @@
     <w:basedOn w:val="a"/>
     <w:qFormat/>
     <w:pPr>
-      <w:spacing w:before="180" w:after="180"/>
+      <w:spacing w:before="0" w:after="160" w:line="240" w:lineRule="auto"/>
+      <w:ind w:firstLine="426"/>
+      <w:jc w:val="both"/>
     </w:pPr>
   </w:style>
   <w:style w:type="paragraph" w:customStyle="1" w:styleId="FirstParagraph">
@@ -1390,7 +704,9 @@
     <w:basedOn w:val="a0"/>
     <w:qFormat/>
     <w:pPr>
-      <w:spacing w:before="36" w:after="36"/>
+      <w:spacing w:before="0" w:after="0" w:line="240" w:lineRule="auto"/>
+      <w:ind w:firstLine="0"/>
+      <w:jc w:val="left"/>
     </w:pPr>
   </w:style>
   <w:style w:type="paragraph" w:styleId="a4">
@@ -1679,6 +995,14 @@
     <w:qFormat/>
     <w:tblPr>
       <w:tblInd w:w="0" w:type="dxa"/>
+      <w:tblBorders>
+        <w:top w:val="single" w:sz="4" w:space="0" w:color="auto"/>
+        <w:left w:val="single" w:sz="4" w:space="0" w:color="auto"/>
+        <w:bottom w:val="single" w:sz="4" w:space="0" w:color="auto"/>
+        <w:right w:val="single" w:sz="4" w:space="0" w:color="auto"/>
+        <w:insideH w:val="single" w:sz="4" w:space="0" w:color="auto"/>
+        <w:insideV w:val="single" w:sz="4" w:space="0" w:color="auto"/>
+      </w:tblBorders>
       <w:tblCellMar>
         <w:top w:w="0" w:type="dxa"/>
         <w:left w:w="108" w:type="dxa"/>

--- a/templates/reference-type-A.docx
+++ b/templates/reference-type-A.docx
@@ -461,67 +461,69 @@
     <w:name w:val="heading 1"/>
     <w:basedOn w:val="a"/>
     <w:next w:val="a0"/>
-    <w:link w:val="10"/>
-    <w:uiPriority w:val="9"/>
-    <w:qFormat/>
-    <w:rsid w:val="00A10FD9"/>
+    <w:uiPriority w:val="9"/>
+    <w:qFormat/>
     <w:pPr>
       <w:keepNext/>
       <w:keepLines/>
-      <w:spacing w:before="360" w:after="80"/>
+      <w:spacing w:before="0" w:after="240" w:line="240" w:lineRule="auto"/>
+      <w:ind w:firstLine="0"/>
+      <w:jc w:val="center"/>
       <w:outlineLvl w:val="0"/>
     </w:pPr>
     <w:rPr>
-      <w:rFonts w:asciiTheme="majorHAnsi" w:eastAsiaTheme="majorEastAsia" w:hAnsiTheme="majorHAnsi" w:cstheme="majorBidi"/>
-      <w:color w:val="0F4761" w:themeColor="accent1" w:themeShade="BF"/>
-      <w:sz w:val="40"/>
-      <w:szCs w:val="40"/>
+      <w:rFonts w:ascii="Times New Roman" w:eastAsia="Times New Roman" w:hAnsi="Times New Roman" w:cs="Times New Roman"/>
+      <w:b w:val="1"/>
+      <w:bCs w:val="1"/>
+      <w:color w:val="auto"/>
+      <w:sz w:val="28"/>
+      <w:szCs w:val="28"/>
     </w:rPr>
   </w:style>
   <w:style w:type="paragraph" w:styleId="2">
     <w:name w:val="heading 2"/>
     <w:basedOn w:val="a"/>
     <w:next w:val="a0"/>
-    <w:link w:val="20"/>
-    <w:uiPriority w:val="9"/>
-    <w:semiHidden/>
-    <w:unhideWhenUsed/>
-    <w:qFormat/>
-    <w:rsid w:val="00A10FD9"/>
+    <w:uiPriority w:val="9"/>
+    <w:qFormat/>
     <w:pPr>
       <w:keepNext/>
       <w:keepLines/>
-      <w:spacing w:before="160" w:after="80"/>
+      <w:spacing w:before="0" w:after="360" w:line="240" w:lineRule="auto"/>
+      <w:ind w:firstLine="0"/>
+      <w:jc w:val="center"/>
       <w:outlineLvl w:val="1"/>
     </w:pPr>
     <w:rPr>
-      <w:rFonts w:asciiTheme="majorHAnsi" w:eastAsiaTheme="majorEastAsia" w:hAnsiTheme="majorHAnsi" w:cstheme="majorBidi"/>
-      <w:color w:val="0F4761" w:themeColor="accent1" w:themeShade="BF"/>
-      <w:sz w:val="32"/>
-      <w:szCs w:val="32"/>
+      <w:rFonts w:ascii="Times New Roman" w:eastAsia="Times New Roman" w:hAnsi="Times New Roman" w:cs="Times New Roman"/>
+      <w:b w:val="0"/>
+      <w:bCs w:val="0"/>
+      <w:color w:val="auto"/>
+      <w:sz w:val="24"/>
+      <w:szCs w:val="24"/>
     </w:rPr>
   </w:style>
   <w:style w:type="paragraph" w:styleId="3">
     <w:name w:val="heading 3"/>
     <w:basedOn w:val="a"/>
-    <w:next w:val="a0"/>
-    <w:link w:val="30"/>
-    <w:uiPriority w:val="9"/>
-    <w:semiHidden/>
-    <w:unhideWhenUsed/>
-    <w:qFormat/>
-    <w:rsid w:val="00A10FD9"/>
+    <w:next w:val="aa"/>
+    <w:uiPriority w:val="9"/>
+    <w:qFormat/>
     <w:pPr>
       <w:keepNext/>
       <w:keepLines/>
-      <w:spacing w:before="160" w:after="80"/>
+      <w:spacing w:before="240" w:after="60" w:line="240" w:lineRule="auto"/>
+      <w:ind w:firstLine="0"/>
+      <w:jc w:val="left"/>
       <w:outlineLvl w:val="2"/>
     </w:pPr>
     <w:rPr>
-      <w:rFonts w:eastAsiaTheme="majorEastAsia" w:cstheme="majorBidi"/>
-      <w:color w:val="0F4761" w:themeColor="accent1" w:themeShade="BF"/>
-      <w:sz w:val="28"/>
-      <w:szCs w:val="28"/>
+      <w:rFonts w:ascii="Times New Roman" w:eastAsia="Times New Roman" w:hAnsi="Times New Roman" w:cs="Times New Roman"/>
+      <w:b w:val="1"/>
+      <w:bCs w:val="1"/>
+      <w:color w:val="auto"/>
+      <w:sz w:val="24"/>
+      <w:szCs w:val="24"/>
     </w:rPr>
   </w:style>
   <w:style w:type="paragraph" w:styleId="4">
@@ -959,14 +961,15 @@
   </w:style>
   <w:style w:type="paragraph" w:styleId="aa">
     <w:name w:val="Block Text"/>
-    <w:basedOn w:val="a0"/>
+    <w:basedOn w:val="a"/>
     <w:next w:val="a0"/>
     <w:uiPriority w:val="9"/>
     <w:unhideWhenUsed/>
     <w:qFormat/>
     <w:pPr>
-      <w:spacing w:before="100" w:after="100"/>
-      <w:ind w:left="480" w:right="480"/>
+      <w:spacing w:before="0" w:after="0" w:line="240" w:lineRule="auto"/>
+      <w:ind w:left="0" w:right="0" w:firstLine="0"/>
+      <w:jc w:val="left"/>
     </w:pPr>
   </w:style>
   <w:style w:type="paragraph" w:styleId="ab">
@@ -1011,6 +1014,10 @@
       </w:tblCellMar>
     </w:tblPr>
     <w:tblStylePr w:type="firstRow">
+      <w:rPr>
+        <w:b/>
+        <w:bCs/>
+      </w:rPr>
       <w:tblPr>
         <w:jc w:val="left"/>
       </w:tblPr>
@@ -1019,7 +1026,7 @@
       </w:trPr>
       <w:tcPr>
         <w:tcBorders>
-          <w:bottom w:val="single" w:sz="0" w:space="0" w:color="auto"/>
+          <w:bottom w:val="single" w:sz="4" w:space="0" w:color="auto"/>
         </w:tcBorders>
         <w:vAlign w:val="bottom"/>
       </w:tcPr>

--- a/templates/reference-type-A.docx
+++ b/templates/reference-type-A.docx
@@ -467,7 +467,7 @@
       <w:keepNext/>
       <w:keepLines/>
       <w:spacing w:before="0" w:after="240" w:line="240" w:lineRule="auto"/>
-      <w:ind w:firstLine="0"/>
+      <w:ind w:left="0" w:firstLine="0"/>
       <w:jc w:val="center"/>
       <w:outlineLvl w:val="0"/>
     </w:pPr>
@@ -490,7 +490,7 @@
       <w:keepNext/>
       <w:keepLines/>
       <w:spacing w:before="0" w:after="360" w:line="240" w:lineRule="auto"/>
-      <w:ind w:firstLine="0"/>
+      <w:ind w:left="0" w:firstLine="0"/>
       <w:jc w:val="center"/>
       <w:outlineLvl w:val="1"/>
     </w:pPr>
@@ -513,7 +513,7 @@
       <w:keepNext/>
       <w:keepLines/>
       <w:spacing w:before="240" w:after="60" w:line="240" w:lineRule="auto"/>
-      <w:ind w:firstLine="0"/>
+      <w:ind w:left="426" w:firstLine="0"/>
       <w:jc w:val="left"/>
       <w:outlineLvl w:val="2"/>
     </w:pPr>
@@ -690,7 +690,7 @@
     <w:basedOn w:val="a"/>
     <w:qFormat/>
     <w:pPr>
-      <w:spacing w:before="0" w:after="160" w:line="240" w:lineRule="auto"/>
+      <w:spacing w:before="140" w:after="140" w:line="240" w:lineRule="auto"/>
       <w:ind w:firstLine="426"/>
       <w:jc w:val="both"/>
     </w:pPr>
@@ -967,8 +967,9 @@
     <w:unhideWhenUsed/>
     <w:qFormat/>
     <w:pPr>
-      <w:spacing w:before="0" w:after="0" w:line="240" w:lineRule="auto"/>
-      <w:ind w:left="0" w:right="0" w:firstLine="0"/>
+      <w:spacing w:before="0" w:after="240" w:line="240" w:lineRule="auto"/>
+      <w:contextualSpacing/>
+      <w:ind w:left="426" w:right="0" w:firstLine="0"/>
       <w:jc w:val="left"/>
     </w:pPr>
   </w:style>
@@ -1007,9 +1008,9 @@
         <w:insideV w:val="single" w:sz="4" w:space="0" w:color="auto"/>
       </w:tblBorders>
       <w:tblCellMar>
-        <w:top w:w="0" w:type="dxa"/>
+        <w:top w:w="40" w:type="dxa"/>
         <w:left w:w="108" w:type="dxa"/>
-        <w:bottom w:w="0" w:type="dxa"/>
+        <w:bottom w:w="40" w:type="dxa"/>
         <w:right w:w="108" w:type="dxa"/>
       </w:tblCellMar>
     </w:tblPr>
